--- a/lessions/0004_4.docx
+++ b/lessions/0004_4.docx
@@ -296,7 +296,13 @@
     </w:p>
     <w:p>
       <w:r>
-        <w:t>He, She, Ít là số ít.</w:t>
+        <w:t xml:space="preserve">He, She, </w:t>
+      </w:r>
+      <w:r>
+        <w:t>I</w:t>
+      </w:r>
+      <w:r>
+        <w:t>t là số ít.</w:t>
       </w:r>
     </w:p>
     <w:p>
